--- a/Assignments/Assignment3/Documents/Assignment 3 - Guidance.docx
+++ b/Assignments/Assignment3/Documents/Assignment 3 - Guidance.docx
@@ -85,6 +85,7 @@
     <w:p>
       <w:pPr>
         <w:numPr>
+          <w:ilvl w:val="0"/>
           <w:numId w:val="0"/>
         </w:numPr>
         <w:jc w:val="both"/>
@@ -100,7 +101,6 @@
           <w:lang w:val="en-US"/>
         </w:rPr>
       </w:pPr>
-      <w:bookmarkStart w:id="0" w:name="_GoBack"/>
       <w:r>
         <w:drawing>
           <wp:anchor distT="0" distB="0" distL="114300" distR="114300" simplePos="0" relativeHeight="251659264" behindDoc="1" locked="0" layoutInCell="1" allowOverlap="1">
@@ -160,11 +160,83 @@
           </wp:anchor>
         </w:drawing>
       </w:r>
+    </w:p>
+    <w:p>
+      <w:pPr>
+        <w:numPr>
+          <w:ilvl w:val="0"/>
+          <w:numId w:val="0"/>
+        </w:numPr>
+        <w:ind w:leftChars="0"/>
+        <w:jc w:val="both"/>
+        <w:rPr>
+          <w:rFonts w:hint="default" w:ascii="Times New Roman" w:hAnsi="Times New Roman" w:cs="Times New Roman"/>
+          <w:b/>
+          <w:bCs/>
+          <w:i w:val="0"/>
+          <w:iCs w:val="0"/>
+          <w:color w:val="auto"/>
+          <w:sz w:val="28"/>
+          <w:szCs w:val="28"/>
+          <w:lang w:val="en-US"/>
+        </w:rPr>
+      </w:pPr>
+      <w:r>
+        <w:rPr>
+          <w:rFonts w:hint="default" w:ascii="Times New Roman" w:hAnsi="Times New Roman" w:cs="Times New Roman"/>
+          <w:b/>
+          <w:bCs/>
+          <w:i w:val="0"/>
+          <w:iCs w:val="0"/>
+          <w:color w:val="auto"/>
+          <w:sz w:val="28"/>
+          <w:szCs w:val="28"/>
+          <w:lang w:val="en-US"/>
+        </w:rPr>
+        <w:br w:type="textWrapping"/>
+      </w:r>
+      <w:r>
+        <w:rPr>
+          <w:rFonts w:hint="default" w:ascii="Times New Roman" w:hAnsi="Times New Roman" w:cs="Times New Roman"/>
+          <w:b/>
+          <w:bCs/>
+          <w:i w:val="0"/>
+          <w:iCs w:val="0"/>
+          <w:color w:val="auto"/>
+          <w:sz w:val="28"/>
+          <w:szCs w:val="28"/>
+          <w:lang w:val="en-US"/>
+        </w:rPr>
+        <w:t>B. Database for the System</w:t>
+      </w:r>
+    </w:p>
+    <w:p>
+      <w:pPr>
+        <w:numPr>
+          <w:ilvl w:val="0"/>
+          <w:numId w:val="0"/>
+        </w:numPr>
+        <w:ind w:leftChars="0"/>
+        <w:jc w:val="both"/>
+        <w:rPr>
+          <w:rFonts w:hint="default" w:ascii="Times New Roman" w:hAnsi="Times New Roman" w:cs="Times New Roman"/>
+          <w:b/>
+          <w:bCs/>
+          <w:i w:val="0"/>
+          <w:iCs w:val="0"/>
+          <w:color w:val="auto"/>
+          <w:sz w:val="28"/>
+          <w:szCs w:val="28"/>
+          <w:lang w:val="en-US"/>
+        </w:rPr>
+      </w:pPr>
+      <w:bookmarkStart w:id="0" w:name="_GoBack"/>
       <w:bookmarkEnd w:id="0"/>
     </w:p>
     <w:p>
       <w:pPr>
         <w:numPr>
+          <w:ilvl w:val="0"/>
           <w:numId w:val="0"/>
         </w:numPr>
         <w:ind w:leftChars="0"/>
@@ -181,34 +253,6 @@
           <w:lang w:val="en-US"/>
         </w:rPr>
       </w:pPr>
-      <w:r>
-        <w:rPr>
-          <w:rFonts w:hint="default" w:ascii="Times New Roman" w:hAnsi="Times New Roman" w:cs="Times New Roman"/>
-          <w:b/>
-          <w:bCs/>
-          <w:i w:val="0"/>
-          <w:iCs w:val="0"/>
-          <w:color w:val="auto"/>
-          <w:sz w:val="28"/>
-          <w:szCs w:val="28"/>
-          <w:lang w:val="en-US"/>
-        </w:rPr>
-        <w:br w:type="textWrapping"/>
-      </w:r>
-      <w:r>
-        <w:rPr>
-          <w:rFonts w:hint="default" w:ascii="Times New Roman" w:hAnsi="Times New Roman" w:cs="Times New Roman"/>
-          <w:b/>
-          <w:bCs/>
-          <w:i w:val="0"/>
-          <w:iCs w:val="0"/>
-          <w:color w:val="auto"/>
-          <w:sz w:val="28"/>
-          <w:szCs w:val="28"/>
-          <w:lang w:val="en-US"/>
-        </w:rPr>
-        <w:t>B. Suggested Folder Structure for the Website</w:t>
-      </w:r>
     </w:p>
     <w:sectPr>
       <w:pgSz w:w="11906" w:h="16838"/>
